--- a/public/docs/PropertyPath_User_Manual.docx
+++ b/public/docs/PropertyPath_User_Manual.docx
@@ -25,7 +25,7 @@
           <w:sz w:val="20"/>
           <w:szCs w:val="20"/>
         </w:rPr>
-        <w:t xml:space="preserve">Version 3.4.0 | Vacation Home Group</w:t>
+        <w:t xml:space="preserve">Version 3.6.0 | Vacation Home Group</w:t>
       </w:r>
     </w:p>
     <w:p>
@@ -50,7 +50,7 @@
           <w:sz w:val="22"/>
           <w:szCs w:val="22"/>
         </w:rPr>
-        <w:t xml:space="preserve">PropertyPath is a web-based real estate investment advisor for property owners. It starts with a personal goal discovery, then models three scenarios (Hold, Sell and Invest, 1031 Exchange) and recommends the best path. All calculations run in your browser.</w:t>
+        <w:t xml:space="preserve">PropertyPath is a web-based real estate investment advisor by Vacation Home Group. It starts with a personal goal discovery, then models scenarios and recommends the best path. All calculations run in your browser. The theme auto-detects your system preference (dark/light) on first visit, and can be toggled manually.</w:t>
       </w:r>
     </w:p>
     <w:p>
@@ -131,7 +131,32 @@
           <w:sz w:val="22"/>
           <w:szCs w:val="22"/>
         </w:rPr>
-        <w:t xml:space="preserve">Theme toggle: dark/light mode</w:t>
+        <w:t xml:space="preserve">Theme toggle: dark/light mode (auto-detects system preference on first visit)</w:t>
+      </w:r>
+    </w:p>
+    <w:p>
+      <w:pPr>
+        <w:spacing w:after="200"/>
+      </w:pPr>
+    </w:p>
+    <w:p>
+      <w:pPr>
+        <w:pStyle w:val="Heading2"/>
+      </w:pPr>
+      <w:r>
+        <w:t xml:space="preserve">Onboarding Tour</w:t>
+      </w:r>
+    </w:p>
+    <w:p>
+      <w:pPr>
+        <w:spacing w:after="120"/>
+      </w:pPr>
+      <w:r>
+        <w:rPr>
+          <w:sz w:val="22"/>
+          <w:szCs w:val="22"/>
+        </w:rPr>
+        <w:t xml:space="preserve">First-time users see a 4-step guided tour covering the Overview tab, Assumptions Sliders, Tabs, and Save &amp; Share actions. Click "Next" to step through or "Skip Tour" to dismiss permanently. To reset: clear vhg-tour-done from localStorage.</w:t>
       </w:r>
     </w:p>
     <w:p>
@@ -156,32 +181,19 @@
           <w:sz w:val="22"/>
           <w:szCs w:val="22"/>
         </w:rPr>
-        <w:t xml:space="preserve">Before entering property details, you answer 5 quick questions about your situation, priority, risk tolerance, timeline, and experience level. Each question has preset options plus a "Something else..." free-text input. Your answers personalize the AI analysis and are included in Pro signup notifications for your agent.</w:t>
-      </w:r>
-    </w:p>
-    <w:p>
-      <w:pPr>
-        <w:spacing w:after="200"/>
-      </w:pPr>
-    </w:p>
-    <w:p>
-      <w:pPr>
-        <w:pStyle w:val="Heading2"/>
-      </w:pPr>
-      <w:r>
-        <w:t xml:space="preserve">App Header</w:t>
-      </w:r>
-    </w:p>
-    <w:p>
-      <w:pPr>
-        <w:spacing w:after="120"/>
-      </w:pPr>
-      <w:r>
-        <w:rPr>
-          <w:sz w:val="22"/>
-          <w:szCs w:val="22"/>
-        </w:rPr>
-        <w:t xml:space="preserve">Inside the calculator, a branded header shows the VHG logo, PropertyPath name, "by Vacation Home Group," and "YOUR REAL ESTATE INVESTMENT ADVISOR" with the version.</w:t>
+        <w:t xml:space="preserve">Before entering property details, you answer 5 quick questions about your situation, priority, risk tolerance, timeline, and experience level. Each question has preset options plus a "Something else..." free-text input. Your answers personalize the AI analysis and are included in Pro signup notifications.</w:t>
+      </w:r>
+    </w:p>
+    <w:p>
+      <w:pPr>
+        <w:spacing w:after="120"/>
+      </w:pPr>
+      <w:r>
+        <w:rPr>
+          <w:sz w:val="22"/>
+          <w:szCs w:val="22"/>
+        </w:rPr>
+        <w:t xml:space="preserve">If you select "I'm evaluating a new purchase," the app switches to Buyer Mode. A tip recommends STRcalc for deeper purchase analysis. The questionnaire, dashboard labels, calculations, and AI prompt all adapt for a buy/don't-buy comparison.</w:t>
       </w:r>
     </w:p>
     <w:p>
@@ -228,7 +240,7 @@
           <w:sz w:val="22"/>
           <w:szCs w:val="22"/>
         </w:rPr>
-        <w:t xml:space="preserve">Years Owned: auto-calculates mortgage years remaining (30 minus years owned)</w:t>
+        <w:t xml:space="preserve">Years Owned: auto-calculates mortgage years remaining (hidden in Buyer Mode)</w:t>
       </w:r>
     </w:p>
     <w:p>
@@ -250,6 +262,18 @@
     </w:p>
     <w:p>
       <w:pPr>
+        <w:spacing w:after="120"/>
+      </w:pPr>
+      <w:r>
+        <w:rPr>
+          <w:sz w:val="22"/>
+          <w:szCs w:val="22"/>
+        </w:rPr>
+        <w:t xml:space="preserve">In Buyer Mode: "Purchase Price" becomes "Asking Price," "Current Value" becomes "Est. Market Value," and tips reference expected rather than historical data.</w:t>
+      </w:r>
+    </w:p>
+    <w:p>
+      <w:pPr>
         <w:spacing w:after="200"/>
       </w:pPr>
     </w:p>
@@ -292,7 +316,7 @@
           <w:sz w:val="22"/>
           <w:szCs w:val="22"/>
         </w:rPr>
-        <w:t xml:space="preserve">Mortgage Balance, Interest Rate, Years Remaining (auto-calculated, editable)</w:t>
+        <w:t xml:space="preserve">Mortgage Balance (or Loan Amount in Buyer Mode), Interest Rate, Years Remaining (or Loan Term)</w:t>
       </w:r>
     </w:p>
     <w:p>
@@ -402,24 +426,24 @@
           <w:sz w:val="22"/>
           <w:szCs w:val="22"/>
         </w:rPr>
-        <w:t xml:space="preserve">Selling Costs: user-controlled percentage (default 7.5%)</w:t>
-      </w:r>
-    </w:p>
-    <w:p>
-      <w:pPr>
-        <w:pStyle w:val="ListParagraph"/>
-        <w:numPr>
-          <w:ilvl w:val="0"/>
-          <w:numId w:val="2"/>
-        </w:numPr>
-        <w:spacing w:after="80"/>
-      </w:pPr>
-      <w:r>
-        <w:rPr>
-          <w:sz w:val="22"/>
-          <w:szCs w:val="22"/>
-        </w:rPr>
-        <w:t xml:space="preserve">Exit Strategy with optional 1031 replacement property details</w:t>
+        <w:t xml:space="preserve">Selling Costs (default 7.5%) or Purchase Costs (default 3%) in Buyer Mode</w:t>
+      </w:r>
+    </w:p>
+    <w:p>
+      <w:pPr>
+        <w:pStyle w:val="ListParagraph"/>
+        <w:numPr>
+          <w:ilvl w:val="0"/>
+          <w:numId w:val="2"/>
+        </w:numPr>
+        <w:spacing w:after="80"/>
+      </w:pPr>
+      <w:r>
+        <w:rPr>
+          <w:sz w:val="22"/>
+          <w:szCs w:val="22"/>
+        </w:rPr>
+        <w:t xml:space="preserve">Exit Strategy with optional 1031 replacement property details (hidden in Buyer Mode)</w:t>
       </w:r>
     </w:p>
     <w:p>
@@ -444,31 +468,31 @@
           <w:sz w:val="22"/>
           <w:szCs w:val="22"/>
         </w:rPr>
-        <w:t xml:space="preserve">Primary metrics: Hold Total, Sell and Invest, 1031 Exchange, Recommendation.</w:t>
-      </w:r>
-    </w:p>
-    <w:p>
-      <w:pPr>
-        <w:spacing w:after="120"/>
-      </w:pPr>
-      <w:r>
-        <w:rPr>
-          <w:sz w:val="22"/>
-          <w:szCs w:val="22"/>
-        </w:rPr>
-        <w:t xml:space="preserve">Secondary metrics: Calculated Cap Rate, Year 1 Cash Flow, Selling Costs.</w:t>
-      </w:r>
-    </w:p>
-    <w:p>
-      <w:pPr>
-        <w:spacing w:after="120"/>
-      </w:pPr>
-      <w:r>
-        <w:rPr>
-          <w:sz w:val="22"/>
-          <w:szCs w:val="22"/>
-        </w:rPr>
-        <w:t xml:space="preserve">Upcoming Capital Expenses: cards showing projected roof, HVAC, and water heater replacements with year, cost, and age. Components past their lifespan show as "Overdue now." All costs are factored into Hold scenario cash flow.</w:t>
+        <w:t xml:space="preserve">Primary metrics: Hold Total (or Buy &amp; Hold), Sell &amp; Invest (or Don't Buy, Invest), 1031 Exchange, Recommendation.</w:t>
+      </w:r>
+    </w:p>
+    <w:p>
+      <w:pPr>
+        <w:spacing w:after="120"/>
+      </w:pPr>
+      <w:r>
+        <w:rPr>
+          <w:sz w:val="22"/>
+          <w:szCs w:val="22"/>
+        </w:rPr>
+        <w:t xml:space="preserve">Secondary metrics: Calculated Cap Rate, Year 1 Cash Flow, Selling/Purchase Costs.</w:t>
+      </w:r>
+    </w:p>
+    <w:p>
+      <w:pPr>
+        <w:spacing w:after="120"/>
+      </w:pPr>
+      <w:r>
+        <w:rPr>
+          <w:sz w:val="22"/>
+          <w:szCs w:val="22"/>
+        </w:rPr>
+        <w:t xml:space="preserve">Upcoming Capital Expenses: cards showing projected roof, HVAC, and water heater replacements with year, cost, and age. Components past their lifespan show as "Overdue now."</w:t>
       </w:r>
     </w:p>
     <w:p>
@@ -507,6 +531,65 @@
     </w:p>
     <w:p>
       <w:pPr>
+        <w:pStyle w:val="ListParagraph"/>
+        <w:numPr>
+          <w:ilvl w:val="0"/>
+          <w:numId w:val="2"/>
+        </w:numPr>
+        <w:spacing w:after="80"/>
+      </w:pPr>
+      <w:r>
+        <w:rPr>
+          <w:sz w:val="22"/>
+          <w:szCs w:val="22"/>
+        </w:rPr>
+        <w:t xml:space="preserve">Email My Results button (Pro users): sends a branded analysis email</w:t>
+      </w:r>
+    </w:p>
+    <w:p>
+      <w:pPr>
+        <w:pStyle w:val="ListParagraph"/>
+        <w:numPr>
+          <w:ilvl w:val="0"/>
+          <w:numId w:val="2"/>
+        </w:numPr>
+        <w:spacing w:after="80"/>
+      </w:pPr>
+      <w:r>
+        <w:rPr>
+          <w:sz w:val="22"/>
+          <w:szCs w:val="22"/>
+        </w:rPr>
+        <w:t xml:space="preserve">Save Property button: saves the current analysis (up to 3) for comparison</w:t>
+      </w:r>
+    </w:p>
+    <w:p>
+      <w:pPr>
+        <w:spacing w:after="200"/>
+      </w:pPr>
+    </w:p>
+    <w:p>
+      <w:pPr>
+        <w:pStyle w:val="Heading2"/>
+      </w:pPr>
+      <w:r>
+        <w:t xml:space="preserve">Saved Properties Tab</w:t>
+      </w:r>
+    </w:p>
+    <w:p>
+      <w:pPr>
+        <w:spacing w:after="120"/>
+      </w:pPr>
+      <w:r>
+        <w:rPr>
+          <w:sz w:val="22"/>
+          <w:szCs w:val="22"/>
+        </w:rPr>
+        <w:t xml:space="preserve">Appears when you have 1 or more saved properties. Shows each property as a card with location, date, Hold/Sell totals, and a delete button. With 2+ properties, shows a grouped bar chart comparison and a side-by-side table with Hold Total, Sell &amp; Invest, Year 1 Cash Flow, and Recommendation.</w:t>
+      </w:r>
+    </w:p>
+    <w:p>
+      <w:pPr>
         <w:spacing w:after="200"/>
       </w:pPr>
     </w:p>
@@ -545,6 +628,56 @@
         <w:pStyle w:val="Heading2"/>
       </w:pPr>
       <w:r>
+        <w:t xml:space="preserve">Share Link</w:t>
+      </w:r>
+    </w:p>
+    <w:p>
+      <w:pPr>
+        <w:spacing w:after="120"/>
+      </w:pPr>
+      <w:r>
+        <w:rPr>
+          <w:sz w:val="22"/>
+          <w:szCs w:val="22"/>
+        </w:rPr>
+        <w:t xml:space="preserve">Click "Share Link" in the dashboard header to copy a compact URL that encodes your property inputs. Anyone who opens the link will see the same analysis. The link uses short keys and skips default values to keep URLs short.</w:t>
+      </w:r>
+    </w:p>
+    <w:p>
+      <w:pPr>
+        <w:spacing w:after="200"/>
+      </w:pPr>
+    </w:p>
+    <w:p>
+      <w:pPr>
+        <w:pStyle w:val="Heading2"/>
+      </w:pPr>
+      <w:r>
+        <w:t xml:space="preserve">PDF Report</w:t>
+      </w:r>
+    </w:p>
+    <w:p>
+      <w:pPr>
+        <w:spacing w:after="120"/>
+      </w:pPr>
+      <w:r>
+        <w:rPr>
+          <w:sz w:val="22"/>
+          <w:szCs w:val="22"/>
+        </w:rPr>
+        <w:t xml:space="preserve">Click "PDF Report" to open a print-ready report in a new tab. Includes property overview, key metrics, assumptions, capital expenses, year-by-year projections, AI summary (if generated), client profile (if discovery completed), and full disclaimer. Click "Print / Save as PDF" to export.</w:t>
+      </w:r>
+    </w:p>
+    <w:p>
+      <w:pPr>
+        <w:spacing w:after="200"/>
+      </w:pPr>
+    </w:p>
+    <w:p>
+      <w:pPr>
+        <w:pStyle w:val="Heading2"/>
+      </w:pPr>
+      <w:r>
         <w:t xml:space="preserve">Pro Features</w:t>
       </w:r>
     </w:p>
@@ -557,7 +690,7 @@
           <w:sz w:val="22"/>
           <w:szCs w:val="22"/>
         </w:rPr>
-        <w:t xml:space="preserve">Unlock via email verification (free for VHG clients).</w:t>
+        <w:t xml:space="preserve">Unlock via email verification (free for VHG clients). Pro status persists across sessions via localStorage.</w:t>
       </w:r>
     </w:p>
     <w:p>
@@ -617,7 +750,7 @@
           <w:sz w:val="22"/>
           <w:szCs w:val="22"/>
         </w:rPr>
-        <w:t xml:space="preserve">Save, delete, and compare up to 3 scenarios side by side: grouped bar chart, radar overlay, 10-metric comparison table.</w:t>
+        <w:t xml:space="preserve">Save, delete, and compare up to 3 slider configurations side by side: grouped bar chart, radar overlay, 10-metric comparison table.</w:t>
       </w:r>
     </w:p>
     <w:p>
@@ -637,7 +770,145 @@
           <w:sz w:val="22"/>
           <w:szCs w:val="22"/>
         </w:rPr>
-        <w:t xml:space="preserve">Six presets with tone/length controls. Discovery profile and capital expense data are included in the prompt. Markdown formatting renders as styled headers, bold, bullets, and numbered lists. Claude and Gemini supported via server-side proxy.</w:t>
+        <w:t xml:space="preserve">Six presets with tone/length controls. STR industry benchmarks are built into the prompt (vacancy 40-55% is normal, cap rate 5-10%, etc). Discovery profile, property condition, and capital expense data are all included. Markdown formatting renders as styled headers, bold, bullets, and numbered lists. Claude and Gemini supported. Every summary ends with a liability disclaimer.</w:t>
+      </w:r>
+    </w:p>
+    <w:p>
+      <w:pPr>
+        <w:pStyle w:val="Heading3"/>
+      </w:pPr>
+      <w:r>
+        <w:t xml:space="preserve">Email AI Summary</w:t>
+      </w:r>
+    </w:p>
+    <w:p>
+      <w:pPr>
+        <w:spacing w:after="120"/>
+      </w:pPr>
+      <w:r>
+        <w:rPr>
+          <w:sz w:val="22"/>
+          <w:szCs w:val="22"/>
+        </w:rPr>
+        <w:t xml:space="preserve">Pro users can email the AI summary to themselves via the "Email to Me" button.</w:t>
+      </w:r>
+    </w:p>
+    <w:p>
+      <w:pPr>
+        <w:spacing w:after="200"/>
+      </w:pPr>
+    </w:p>
+    <w:p>
+      <w:pPr>
+        <w:pStyle w:val="Heading2"/>
+      </w:pPr>
+      <w:r>
+        <w:t xml:space="preserve">Buyer Mode</w:t>
+      </w:r>
+    </w:p>
+    <w:p>
+      <w:pPr>
+        <w:spacing w:after="120"/>
+      </w:pPr>
+      <w:r>
+        <w:rPr>
+          <w:sz w:val="22"/>
+          <w:szCs w:val="22"/>
+        </w:rPr>
+        <w:t xml:space="preserve">When "I'm evaluating a new purchase" is selected in Goal Discovery, the entire app adapts:</w:t>
+      </w:r>
+    </w:p>
+    <w:p>
+      <w:pPr>
+        <w:pStyle w:val="ListParagraph"/>
+        <w:numPr>
+          <w:ilvl w:val="0"/>
+          <w:numId w:val="2"/>
+        </w:numPr>
+        <w:spacing w:after="80"/>
+      </w:pPr>
+      <w:r>
+        <w:rPr>
+          <w:sz w:val="22"/>
+          <w:szCs w:val="22"/>
+        </w:rPr>
+        <w:t xml:space="preserve">Labels: Hold becomes "Buy &amp; Hold," Sell becomes "Don't Buy, Invest"</w:t>
+      </w:r>
+    </w:p>
+    <w:p>
+      <w:pPr>
+        <w:pStyle w:val="ListParagraph"/>
+        <w:numPr>
+          <w:ilvl w:val="0"/>
+          <w:numId w:val="2"/>
+        </w:numPr>
+        <w:spacing w:after="80"/>
+      </w:pPr>
+      <w:r>
+        <w:rPr>
+          <w:sz w:val="22"/>
+          <w:szCs w:val="22"/>
+        </w:rPr>
+        <w:t xml:space="preserve">Math: Purchase costs (default 3%) reduce buyer equity. "Don't Buy" invests down payment + closing costs at the alternative return rate. No selling costs, capital gains, or depreciation recapture.</w:t>
+      </w:r>
+    </w:p>
+    <w:p>
+      <w:pPr>
+        <w:pStyle w:val="ListParagraph"/>
+        <w:numPr>
+          <w:ilvl w:val="0"/>
+          <w:numId w:val="2"/>
+        </w:numPr>
+        <w:spacing w:after="80"/>
+      </w:pPr>
+      <w:r>
+        <w:rPr>
+          <w:sz w:val="22"/>
+          <w:szCs w:val="22"/>
+        </w:rPr>
+        <w:t xml:space="preserve">Questionnaire: hides Years Owned, Exit Strategy, and 1031. Relabels Mortgage to Loan.</w:t>
+      </w:r>
+    </w:p>
+    <w:p>
+      <w:pPr>
+        <w:pStyle w:val="ListParagraph"/>
+        <w:numPr>
+          <w:ilvl w:val="0"/>
+          <w:numId w:val="2"/>
+        </w:numPr>
+        <w:spacing w:after="80"/>
+      </w:pPr>
+      <w:r>
+        <w:rPr>
+          <w:sz w:val="22"/>
+          <w:szCs w:val="22"/>
+        </w:rPr>
+        <w:t xml:space="preserve">AI prompt: explicit buyer context — never references selling</w:t>
+      </w:r>
+    </w:p>
+    <w:p>
+      <w:pPr>
+        <w:spacing w:after="200"/>
+      </w:pPr>
+    </w:p>
+    <w:p>
+      <w:pPr>
+        <w:pStyle w:val="Heading2"/>
+      </w:pPr>
+      <w:r>
+        <w:t xml:space="preserve">Mobile Bottom Nav</w:t>
+      </w:r>
+    </w:p>
+    <w:p>
+      <w:pPr>
+        <w:spacing w:after="120"/>
+      </w:pPr>
+      <w:r>
+        <w:rPr>
+          <w:sz w:val="22"/>
+          <w:szCs w:val="22"/>
+        </w:rPr>
+        <w:t xml:space="preserve">On screens under 640px, a fixed bottom navigation bar appears with icons for Overview, Analysis, Properties (if saved), AI (if Pro), and Help. Handles safe-area insets for phones with notches.</w:t>
       </w:r>
     </w:p>
     <w:p>
@@ -693,7 +964,7 @@
           <w:sz w:val="20"/>
           <w:szCs w:val="20"/>
         </w:rPr>
-        <w:t xml:space="preserve">This tool does not constitute financial or investment advice. Consult a qualified professional.</w:t>
+        <w:t xml:space="preserve">This tool does not constitute financial, tax, or investment advice. Projections are estimates based on user-provided inputs. Consult a qualified real estate professional, CPA, or financial advisor before making investment decisions. Vacation Home Group, its agents, and this platform assume no liability for decisions made based on this analysis.</w:t>
       </w:r>
     </w:p>
     <w:sectPr>

--- a/public/docs/PropertyPath_User_Manual.docx
+++ b/public/docs/PropertyPath_User_Manual.docx
@@ -25,7 +25,7 @@
           <w:sz w:val="20"/>
           <w:szCs w:val="20"/>
         </w:rPr>
-        <w:t xml:space="preserve">Version 3.6.0 | Vacation Home Group</w:t>
+        <w:t xml:space="preserve">Version 3.6.5 | Vacation Home Group</w:t>
       </w:r>
     </w:p>
     <w:p>
